--- a/04_JobKitAI/output/naukri/PwC_Manager_QA_Automation_Data_Analytics_Advisory_Vishnudeep_Jayam.docx
+++ b/04_JobKitAI/output/naukri/PwC_Manager_QA_Automation_Data_Analytics_Advisory_Vishnudeep_Jayam.docx
@@ -33,7 +33,7 @@
           <w:highlight w:val="yellow"/>
           <w:highlightCs w:val="yellow"/>
         </w:rPr>
-        <w:t xml:space="preserve">MANAGER – QA AUTOMATION, DATA &amp; ANALYTICS ADVISORY</w:t>
+        <w:t xml:space="preserve">MANAGER – QA AUTOMATION, DATA &amp; ANALYTICS</w:t>
       </w:r>
       <w:r>
         <w:rPr>
@@ -68,7 +68,7 @@
         </w:rPr>
         <w:t xml:space="preserve">  •  </w:t>
       </w:r>
-      <w:hyperlink w:history="1" r:id="rIdsd5dc0oioi930lfwjlubc">
+      <w:hyperlink w:history="1" r:id="rIdalgresxawapd6-igob8pa">
         <w:r>
           <w:rPr>
             <w:rFonts w:ascii="Calibri" w:cs="Calibri" w:eastAsia="Calibri" w:hAnsi="Calibri"/>
@@ -131,7 +131,7 @@
           <w:highlight w:val="yellow"/>
           <w:highlightCs w:val="yellow"/>
         </w:rPr>
-        <w:t xml:space="preserve">Manager – QA Automation, Data &amp; Analytics Advisory</w:t>
+        <w:t xml:space="preserve">Manager – QA Automation, Data &amp; Analytics</w:t>
       </w:r>
       <w:r>
         <w:rPr>
@@ -160,7 +160,7 @@
           <w:sz w:val="20"/>
           <w:szCs w:val="20"/>
         </w:rPr>
-        <w:t xml:space="preserve"> of experience across UI and API test automation — from tool selection and framework design to script development, suite execution, and defect reporting. </w:t>
+        <w:t xml:space="preserve"> of experience across UI and API test automation — from tool selection and framework design through script development, suite execution, and defect reporting. </w:t>
       </w:r>
       <w:r>
         <w:rPr>
@@ -171,7 +171,7 @@
           <w:highlight w:val="yellow"/>
           <w:highlightCs w:val="yellow"/>
         </w:rPr>
-        <w:t xml:space="preserve">designed Selenium + Java + TestNG automation frameworks across e-commerce, automotive, and enterprise web platforms</w:t>
+        <w:t xml:space="preserve">Built a Playwright + TypeScript automation framework for web applications and led Cucumber-based automation across Windows, Android, and iOS</w:t>
       </w:r>
       <w:r>
         <w:rPr>
@@ -191,16 +191,16 @@
           <w:highlight w:val="yellow"/>
           <w:highlightCs w:val="yellow"/>
         </w:rPr>
-        <w:t xml:space="preserve">managed test case preparation, execution, defect tracking, and status reporting as the QA lead on an automotive infotainment product</w:t>
-      </w:r>
-      <w:r>
-        <w:rPr>
-          <w:rFonts w:ascii="Calibri" w:cs="Calibri" w:eastAsia="Calibri" w:hAnsi="Calibri"/>
-          <w:color w:val="3D4451"/>
-          <w:sz w:val="20"/>
-          <w:szCs w:val="20"/>
-        </w:rPr>
-        <w:t xml:space="preserve">, differentiated by hands-on experience testing real-time, safety-relevant in-car infotainment systems for Volkswagen.</w:t>
+        <w:t xml:space="preserve">Embedded automated suites into CI/CD pipelines using Jenkins, Gradle, Maven, and Travis CI</w:t>
+      </w:r>
+      <w:r>
+        <w:rPr>
+          <w:rFonts w:ascii="Calibri" w:cs="Calibri" w:eastAsia="Calibri" w:hAnsi="Calibri"/>
+          <w:color w:val="3D4451"/>
+          <w:sz w:val="20"/>
+          <w:szCs w:val="20"/>
+        </w:rPr>
+        <w:t xml:space="preserve">, differentiated by owning the full automation lifecycle — from framework design through CI/CD integration to defect reporting — independently.</w:t>
       </w:r>
     </w:p>
     <w:p>
@@ -256,48 +256,7 @@
           <w:sz w:val="20"/>
           <w:szCs w:val="20"/>
         </w:rPr>
-        <w:t xml:space="preserve"> · Playwright · Cucumber (BDD) · TestNG · Page Object Model</w:t>
-      </w:r>
-    </w:p>
-    <w:p>
-      <w:pPr>
-        <w:spacing w:after="55" w:line="250"/>
-      </w:pPr>
-      <w:r>
-        <w:rPr>
-          <w:rFonts w:ascii="Calibri" w:cs="Calibri" w:eastAsia="Calibri" w:hAnsi="Calibri"/>
-          <w:b/>
-          <w:bCs/>
-          <w:color w:val="1A1A1A"/>
-          <w:sz w:val="20"/>
-          <w:szCs w:val="20"/>
-        </w:rPr>
-        <w:t xml:space="preserve">Test Management &amp; Methodology  </w:t>
-      </w:r>
-      <w:r>
-        <w:rPr>
-          <w:rFonts w:ascii="Calibri" w:cs="Calibri" w:eastAsia="Calibri" w:hAnsi="Calibri"/>
-          <w:color w:val="3D4451"/>
-          <w:sz w:val="20"/>
-          <w:szCs w:val="20"/>
-        </w:rPr>
-        <w:t xml:space="preserve">TestRail · XRay · Jira · Agile Scrum · Kanban · Test Planning &amp; Case Design · Defect Tracking &amp; Reporting</w:t>
-      </w:r>
-    </w:p>
-    <w:p>
-      <w:pPr>
-        <w:spacing w:after="55" w:line="250"/>
-      </w:pPr>
-      <w:r>
-        <w:rPr>
-          <w:rFonts w:ascii="Calibri" w:cs="Calibri" w:eastAsia="Calibri" w:hAnsi="Calibri"/>
-          <w:b/>
-          <w:bCs/>
-          <w:color w:val="1A1A1A"/>
-          <w:sz w:val="20"/>
-          <w:szCs w:val="20"/>
-        </w:rPr>
-        <w:t xml:space="preserve">Languages  </w:t>
+        <w:t xml:space="preserve"> · </w:t>
       </w:r>
       <w:r>
         <w:rPr>
@@ -308,57 +267,16 @@
           <w:highlight w:val="yellow"/>
           <w:highlightCs w:val="yellow"/>
         </w:rPr>
-        <w:t xml:space="preserve">Java</w:t>
-      </w:r>
-      <w:r>
-        <w:rPr>
-          <w:rFonts w:ascii="Calibri" w:cs="Calibri" w:eastAsia="Calibri" w:hAnsi="Calibri"/>
-          <w:color w:val="3D4451"/>
-          <w:sz w:val="20"/>
-          <w:szCs w:val="20"/>
-        </w:rPr>
-        <w:t xml:space="preserve"> · TypeScript · Python · PHP (Codeception)</w:t>
-      </w:r>
-    </w:p>
-    <w:p>
-      <w:pPr>
-        <w:spacing w:after="55" w:line="250"/>
-      </w:pPr>
-      <w:r>
-        <w:rPr>
-          <w:rFonts w:ascii="Calibri" w:cs="Calibri" w:eastAsia="Calibri" w:hAnsi="Calibri"/>
-          <w:b/>
-          <w:bCs/>
-          <w:color w:val="1A1A1A"/>
-          <w:sz w:val="20"/>
-          <w:szCs w:val="20"/>
-        </w:rPr>
-        <w:t xml:space="preserve">API &amp; Backend Testing  </w:t>
-      </w:r>
-      <w:r>
-        <w:rPr>
-          <w:rFonts w:ascii="Calibri" w:cs="Calibri" w:eastAsia="Calibri" w:hAnsi="Calibri"/>
-          <w:color w:val="3D4451"/>
-          <w:sz w:val="20"/>
-          <w:szCs w:val="20"/>
-        </w:rPr>
-        <w:t xml:space="preserve">REST Assured · Postman · Python API test scripts</w:t>
-      </w:r>
-    </w:p>
-    <w:p>
-      <w:pPr>
-        <w:spacing w:after="55" w:line="250"/>
-      </w:pPr>
-      <w:r>
-        <w:rPr>
-          <w:rFonts w:ascii="Calibri" w:cs="Calibri" w:eastAsia="Calibri" w:hAnsi="Calibri"/>
-          <w:b/>
-          <w:bCs/>
-          <w:color w:val="1A1A1A"/>
-          <w:sz w:val="20"/>
-          <w:szCs w:val="20"/>
-        </w:rPr>
-        <w:t xml:space="preserve">CI/CD &amp; Build Tools  </w:t>
+        <w:t xml:space="preserve">Playwright</w:t>
+      </w:r>
+      <w:r>
+        <w:rPr>
+          <w:rFonts w:ascii="Calibri" w:cs="Calibri" w:eastAsia="Calibri" w:hAnsi="Calibri"/>
+          <w:color w:val="3D4451"/>
+          <w:sz w:val="20"/>
+          <w:szCs w:val="20"/>
+        </w:rPr>
+        <w:t xml:space="preserve"> · Cucumber (BDD) · TestNG · Page Object Model · </w:t>
       </w:r>
       <w:r>
         <w:rPr>
@@ -369,6 +287,89 @@
           <w:highlight w:val="yellow"/>
           <w:highlightCs w:val="yellow"/>
         </w:rPr>
+        <w:t xml:space="preserve">Selenium Grid</w:t>
+      </w:r>
+    </w:p>
+    <w:p>
+      <w:pPr>
+        <w:spacing w:after="55" w:line="250"/>
+      </w:pPr>
+      <w:r>
+        <w:rPr>
+          <w:rFonts w:ascii="Calibri" w:cs="Calibri" w:eastAsia="Calibri" w:hAnsi="Calibri"/>
+          <w:b/>
+          <w:bCs/>
+          <w:color w:val="1A1A1A"/>
+          <w:sz w:val="20"/>
+          <w:szCs w:val="20"/>
+        </w:rPr>
+        <w:t xml:space="preserve">Languages  </w:t>
+      </w:r>
+      <w:r>
+        <w:rPr>
+          <w:rFonts w:ascii="Calibri" w:cs="Calibri" w:eastAsia="Calibri" w:hAnsi="Calibri"/>
+          <w:color w:val="3D4451"/>
+          <w:sz w:val="20"/>
+          <w:szCs w:val="20"/>
+          <w:highlight w:val="yellow"/>
+          <w:highlightCs w:val="yellow"/>
+        </w:rPr>
+        <w:t xml:space="preserve">Java</w:t>
+      </w:r>
+      <w:r>
+        <w:rPr>
+          <w:rFonts w:ascii="Calibri" w:cs="Calibri" w:eastAsia="Calibri" w:hAnsi="Calibri"/>
+          <w:color w:val="3D4451"/>
+          <w:sz w:val="20"/>
+          <w:szCs w:val="20"/>
+        </w:rPr>
+        <w:t xml:space="preserve"> · TypeScript · </w:t>
+      </w:r>
+      <w:r>
+        <w:rPr>
+          <w:rFonts w:ascii="Calibri" w:cs="Calibri" w:eastAsia="Calibri" w:hAnsi="Calibri"/>
+          <w:color w:val="3D4451"/>
+          <w:sz w:val="20"/>
+          <w:szCs w:val="20"/>
+          <w:highlight w:val="yellow"/>
+          <w:highlightCs w:val="yellow"/>
+        </w:rPr>
+        <w:t xml:space="preserve">Python</w:t>
+      </w:r>
+      <w:r>
+        <w:rPr>
+          <w:rFonts w:ascii="Calibri" w:cs="Calibri" w:eastAsia="Calibri" w:hAnsi="Calibri"/>
+          <w:color w:val="3D4451"/>
+          <w:sz w:val="20"/>
+          <w:szCs w:val="20"/>
+        </w:rPr>
+        <w:t xml:space="preserve"> · PHP (Codeception)</w:t>
+      </w:r>
+    </w:p>
+    <w:p>
+      <w:pPr>
+        <w:spacing w:after="55" w:line="250"/>
+      </w:pPr>
+      <w:r>
+        <w:rPr>
+          <w:rFonts w:ascii="Calibri" w:cs="Calibri" w:eastAsia="Calibri" w:hAnsi="Calibri"/>
+          <w:b/>
+          <w:bCs/>
+          <w:color w:val="1A1A1A"/>
+          <w:sz w:val="20"/>
+          <w:szCs w:val="20"/>
+        </w:rPr>
+        <w:t xml:space="preserve">CI/CD, Build &amp; Cloud  </w:t>
+      </w:r>
+      <w:r>
+        <w:rPr>
+          <w:rFonts w:ascii="Calibri" w:cs="Calibri" w:eastAsia="Calibri" w:hAnsi="Calibri"/>
+          <w:color w:val="3D4451"/>
+          <w:sz w:val="20"/>
+          <w:szCs w:val="20"/>
+          <w:highlight w:val="yellow"/>
+          <w:highlightCs w:val="yellow"/>
+        </w:rPr>
         <w:t xml:space="preserve">Jenkins</w:t>
       </w:r>
       <w:r>
@@ -378,7 +379,18 @@
           <w:sz w:val="20"/>
           <w:szCs w:val="20"/>
         </w:rPr>
-        <w:t xml:space="preserve"> · Gradle · Maven · Travis CI · Git · GitHub</w:t>
+        <w:t xml:space="preserve"> · Gradle · Maven · Travis CI · Git · GitHub · </w:t>
+      </w:r>
+      <w:r>
+        <w:rPr>
+          <w:rFonts w:ascii="Calibri" w:cs="Calibri" w:eastAsia="Calibri" w:hAnsi="Calibri"/>
+          <w:color w:val="3D4451"/>
+          <w:sz w:val="20"/>
+          <w:szCs w:val="20"/>
+          <w:highlight w:val="yellow"/>
+          <w:highlightCs w:val="yellow"/>
+        </w:rPr>
+        <w:t xml:space="preserve">AWS</w:t>
       </w:r>
     </w:p>
     <w:p>
@@ -394,6 +406,112 @@
           <w:sz w:val="20"/>
           <w:szCs w:val="20"/>
         </w:rPr>
+        <w:t xml:space="preserve">Test Management &amp; Methodology  </w:t>
+      </w:r>
+      <w:r>
+        <w:rPr>
+          <w:rFonts w:ascii="Calibri" w:cs="Calibri" w:eastAsia="Calibri" w:hAnsi="Calibri"/>
+          <w:color w:val="3D4451"/>
+          <w:sz w:val="20"/>
+          <w:szCs w:val="20"/>
+        </w:rPr>
+        <w:t xml:space="preserve">TestRail · XRay · Jira · </w:t>
+      </w:r>
+      <w:r>
+        <w:rPr>
+          <w:rFonts w:ascii="Calibri" w:cs="Calibri" w:eastAsia="Calibri" w:hAnsi="Calibri"/>
+          <w:color w:val="3D4451"/>
+          <w:sz w:val="20"/>
+          <w:szCs w:val="20"/>
+          <w:highlight w:val="yellow"/>
+          <w:highlightCs w:val="yellow"/>
+        </w:rPr>
+        <w:t xml:space="preserve">Agile Scrum</w:t>
+      </w:r>
+      <w:r>
+        <w:rPr>
+          <w:rFonts w:ascii="Calibri" w:cs="Calibri" w:eastAsia="Calibri" w:hAnsi="Calibri"/>
+          <w:color w:val="3D4451"/>
+          <w:sz w:val="20"/>
+          <w:szCs w:val="20"/>
+        </w:rPr>
+        <w:t xml:space="preserve"> · Kanban · Test Planning &amp; Case Design · Defect Tracking &amp; Reporting · SDLC / STLC</w:t>
+      </w:r>
+    </w:p>
+    <w:p>
+      <w:pPr>
+        <w:spacing w:after="55" w:line="250"/>
+      </w:pPr>
+      <w:r>
+        <w:rPr>
+          <w:rFonts w:ascii="Calibri" w:cs="Calibri" w:eastAsia="Calibri" w:hAnsi="Calibri"/>
+          <w:b/>
+          <w:bCs/>
+          <w:color w:val="1A1A1A"/>
+          <w:sz w:val="20"/>
+          <w:szCs w:val="20"/>
+        </w:rPr>
+        <w:t xml:space="preserve">API &amp; Backend Testing  </w:t>
+      </w:r>
+      <w:r>
+        <w:rPr>
+          <w:rFonts w:ascii="Calibri" w:cs="Calibri" w:eastAsia="Calibri" w:hAnsi="Calibri"/>
+          <w:color w:val="3D4451"/>
+          <w:sz w:val="20"/>
+          <w:szCs w:val="20"/>
+        </w:rPr>
+        <w:t xml:space="preserve">REST Assured · Postman · </w:t>
+      </w:r>
+      <w:r>
+        <w:rPr>
+          <w:rFonts w:ascii="Calibri" w:cs="Calibri" w:eastAsia="Calibri" w:hAnsi="Calibri"/>
+          <w:color w:val="3D4451"/>
+          <w:sz w:val="20"/>
+          <w:szCs w:val="20"/>
+          <w:highlight w:val="yellow"/>
+          <w:highlightCs w:val="yellow"/>
+        </w:rPr>
+        <w:t xml:space="preserve">Python API test scripts</w:t>
+      </w:r>
+    </w:p>
+    <w:p>
+      <w:pPr>
+        <w:spacing w:after="55" w:line="250"/>
+      </w:pPr>
+      <w:r>
+        <w:rPr>
+          <w:rFonts w:ascii="Calibri" w:cs="Calibri" w:eastAsia="Calibri" w:hAnsi="Calibri"/>
+          <w:b/>
+          <w:bCs/>
+          <w:color w:val="1A1A1A"/>
+          <w:sz w:val="20"/>
+          <w:szCs w:val="20"/>
+        </w:rPr>
+        <w:t xml:space="preserve">Platforms Tested  </w:t>
+      </w:r>
+      <w:r>
+        <w:rPr>
+          <w:rFonts w:ascii="Calibri" w:cs="Calibri" w:eastAsia="Calibri" w:hAnsi="Calibri"/>
+          <w:color w:val="3D4451"/>
+          <w:sz w:val="20"/>
+          <w:szCs w:val="20"/>
+        </w:rPr>
+        <w:t xml:space="preserve">Web (Chrome, Firefox, IE) · Windows Desktop · Android · iOS · Mobile / Tablet</w:t>
+      </w:r>
+    </w:p>
+    <w:p>
+      <w:pPr>
+        <w:spacing w:after="55" w:line="250"/>
+      </w:pPr>
+      <w:r>
+        <w:rPr>
+          <w:rFonts w:ascii="Calibri" w:cs="Calibri" w:eastAsia="Calibri" w:hAnsi="Calibri"/>
+          <w:b/>
+          <w:bCs/>
+          <w:color w:val="1A1A1A"/>
+          <w:sz w:val="20"/>
+          <w:szCs w:val="20"/>
+        </w:rPr>
         <w:t xml:space="preserve">Domain Exposure  </w:t>
       </w:r>
       <w:r>
@@ -404,6 +522,120 @@
           <w:szCs w:val="20"/>
         </w:rPr>
         <w:t xml:space="preserve">Automotive Infotainment Systems (VW) · E-commerce Platforms (Magento) · Enterprise Web Applications</w:t>
+      </w:r>
+    </w:p>
+    <w:p>
+      <w:pPr>
+        <w:spacing w:after="55" w:line="250"/>
+      </w:pPr>
+      <w:r>
+        <w:rPr>
+          <w:rFonts w:ascii="Calibri" w:cs="Calibri" w:eastAsia="Calibri" w:hAnsi="Calibri"/>
+          <w:b/>
+          <w:bCs/>
+          <w:color w:val="B02A1F"/>
+          <w:sz w:val="20"/>
+          <w:szCs w:val="20"/>
+        </w:rPr>
+        <w:t xml:space="preserve">[Gate skills — fill or delete this row]</w:t>
+      </w:r>
+      <w:r>
+        <w:rPr>
+          <w:rFonts w:ascii="Calibri" w:cs="Calibri" w:eastAsia="Calibri" w:hAnsi="Calibri"/>
+          <w:b/>
+          <w:bCs/>
+          <w:color w:val="1A1A1A"/>
+          <w:sz w:val="20"/>
+          <w:szCs w:val="20"/>
+        </w:rPr>
+        <w:t xml:space="preserve">  </w:t>
+      </w:r>
+      <w:r>
+        <w:rPr>
+          <w:rFonts w:ascii="Calibri" w:cs="Calibri" w:eastAsia="Calibri" w:hAnsi="Calibri"/>
+          <w:b/>
+          <w:bCs/>
+          <w:color w:val="B02A1F"/>
+          <w:sz w:val="20"/>
+          <w:szCs w:val="20"/>
+        </w:rPr>
+        <w:t xml:space="preserve">[ETL / ELT Pipeline Testing]</w:t>
+      </w:r>
+      <w:r>
+        <w:rPr>
+          <w:rFonts w:ascii="Calibri" w:cs="Calibri" w:eastAsia="Calibri" w:hAnsi="Calibri"/>
+          <w:color w:val="3D4451"/>
+          <w:sz w:val="20"/>
+          <w:szCs w:val="20"/>
+        </w:rPr>
+        <w:t xml:space="preserve"> · </w:t>
+      </w:r>
+      <w:r>
+        <w:rPr>
+          <w:rFonts w:ascii="Calibri" w:cs="Calibri" w:eastAsia="Calibri" w:hAnsi="Calibri"/>
+          <w:b/>
+          <w:bCs/>
+          <w:color w:val="B02A1F"/>
+          <w:sz w:val="20"/>
+          <w:szCs w:val="20"/>
+        </w:rPr>
+        <w:t xml:space="preserve">[SQL &amp; Data Quality Validation]</w:t>
+      </w:r>
+      <w:r>
+        <w:rPr>
+          <w:rFonts w:ascii="Calibri" w:cs="Calibri" w:eastAsia="Calibri" w:hAnsi="Calibri"/>
+          <w:color w:val="3D4451"/>
+          <w:sz w:val="20"/>
+          <w:szCs w:val="20"/>
+        </w:rPr>
+        <w:t xml:space="preserve"> · </w:t>
+      </w:r>
+      <w:r>
+        <w:rPr>
+          <w:rFonts w:ascii="Calibri" w:cs="Calibri" w:eastAsia="Calibri" w:hAnsi="Calibri"/>
+          <w:b/>
+          <w:bCs/>
+          <w:color w:val="B02A1F"/>
+          <w:sz w:val="20"/>
+          <w:szCs w:val="20"/>
+        </w:rPr>
+        <w:t xml:space="preserve">[PyTest]</w:t>
+      </w:r>
+      <w:r>
+        <w:rPr>
+          <w:rFonts w:ascii="Calibri" w:cs="Calibri" w:eastAsia="Calibri" w:hAnsi="Calibri"/>
+          <w:color w:val="3D4451"/>
+          <w:sz w:val="20"/>
+          <w:szCs w:val="20"/>
+        </w:rPr>
+        <w:t xml:space="preserve"> · </w:t>
+      </w:r>
+      <w:r>
+        <w:rPr>
+          <w:rFonts w:ascii="Calibri" w:cs="Calibri" w:eastAsia="Calibri" w:hAnsi="Calibri"/>
+          <w:b/>
+          <w:bCs/>
+          <w:color w:val="B02A1F"/>
+          <w:sz w:val="20"/>
+          <w:szCs w:val="20"/>
+        </w:rPr>
+        <w:t xml:space="preserve">[Azure DevOps]</w:t>
+      </w:r>
+    </w:p>
+    <w:p>
+      <w:pPr>
+        <w:spacing w:after="60" w:before="60" w:line="240"/>
+      </w:pPr>
+      <w:r>
+        <w:rPr>
+          <w:rFonts w:ascii="Calibri" w:cs="Calibri" w:eastAsia="Calibri" w:hAnsi="Calibri"/>
+          <w:i/>
+          <w:iCs/>
+          <w:color w:val="B02A1F"/>
+          <w:sz w:val="17"/>
+          <w:szCs w:val="17"/>
+        </w:rPr>
+        <w:t xml:space="preserve">FILL-IN RULE — every item in the bracketed row above is named by this job description but is not evidenced anywhere in your source resume. Keep only what you have genuinely shipped with and could be questioned on for twenty minutes; delete the rest, then delete the row label itself. Do not soften an entry to "exposure to".</w:t>
       </w:r>
     </w:p>
     <w:p>
@@ -492,7 +724,7 @@
           <w:sz w:val="20"/>
           <w:szCs w:val="20"/>
         </w:rPr>
-        <w:t xml:space="preserve">Build and maintain test automation for the Zertificon website using the Cucumber framework with </w:t>
+        <w:t xml:space="preserve">Develop and maintain a test automation framework for web applications using </w:t>
       </w:r>
       <w:r>
         <w:rPr>
@@ -503,16 +735,35 @@
           <w:highlight w:val="yellow"/>
           <w:highlightCs w:val="yellow"/>
         </w:rPr>
-        <w:t xml:space="preserve">Selenium</w:t>
-      </w:r>
-      <w:r>
-        <w:rPr>
-          <w:rFonts w:ascii="Calibri" w:cs="Calibri" w:eastAsia="Calibri" w:hAnsi="Calibri"/>
-          <w:color w:val="3D4451"/>
-          <w:sz w:val="20"/>
-          <w:szCs w:val="20"/>
-        </w:rPr>
-        <w:t xml:space="preserve"> and </w:t>
+        <w:t xml:space="preserve">Playwright</w:t>
+      </w:r>
+      <w:r>
+        <w:rPr>
+          <w:rFonts w:ascii="Calibri" w:cs="Calibri" w:eastAsia="Calibri" w:hAnsi="Calibri"/>
+          <w:color w:val="3D4451"/>
+          <w:sz w:val="20"/>
+          <w:szCs w:val="20"/>
+        </w:rPr>
+        <w:t xml:space="preserve"> with TypeScript.</w:t>
+      </w:r>
+    </w:p>
+    <w:p>
+      <w:pPr>
+        <w:pStyle w:val="ListParagraph"/>
+        <w:numPr>
+          <w:ilvl w:val="0"/>
+          <w:numId w:val="2"/>
+        </w:numPr>
+        <w:spacing w:after="55" w:line="250"/>
+      </w:pPr>
+      <w:r>
+        <w:rPr>
+          <w:rFonts w:ascii="Calibri" w:cs="Calibri" w:eastAsia="Calibri" w:hAnsi="Calibri"/>
+          <w:color w:val="3D4451"/>
+          <w:sz w:val="20"/>
+          <w:szCs w:val="20"/>
+        </w:rPr>
+        <w:t xml:space="preserve">Build and maintain test automation for the Zertificon website using the Cucumber framework with </w:t>
       </w:r>
       <w:r>
         <w:rPr>
@@ -523,35 +774,16 @@
           <w:highlight w:val="yellow"/>
           <w:highlightCs w:val="yellow"/>
         </w:rPr>
-        <w:t xml:space="preserve">Java</w:t>
-      </w:r>
-      <w:r>
-        <w:rPr>
-          <w:rFonts w:ascii="Calibri" w:cs="Calibri" w:eastAsia="Calibri" w:hAnsi="Calibri"/>
-          <w:color w:val="3D4451"/>
-          <w:sz w:val="20"/>
-          <w:szCs w:val="20"/>
-        </w:rPr>
-        <w:t xml:space="preserve">.</w:t>
-      </w:r>
-    </w:p>
-    <w:p>
-      <w:pPr>
-        <w:pStyle w:val="ListParagraph"/>
-        <w:numPr>
-          <w:ilvl w:val="0"/>
-          <w:numId w:val="2"/>
-        </w:numPr>
-        <w:spacing w:after="55" w:line="250"/>
-      </w:pPr>
-      <w:r>
-        <w:rPr>
-          <w:rFonts w:ascii="Calibri" w:cs="Calibri" w:eastAsia="Calibri" w:hAnsi="Calibri"/>
-          <w:color w:val="3D4451"/>
-          <w:sz w:val="20"/>
-          <w:szCs w:val="20"/>
-        </w:rPr>
-        <w:t xml:space="preserve">Use Gradle as the build management tool and </w:t>
+        <w:t xml:space="preserve">Selenium</w:t>
+      </w:r>
+      <w:r>
+        <w:rPr>
+          <w:rFonts w:ascii="Calibri" w:cs="Calibri" w:eastAsia="Calibri" w:hAnsi="Calibri"/>
+          <w:color w:val="3D4451"/>
+          <w:sz w:val="20"/>
+          <w:szCs w:val="20"/>
+        </w:rPr>
+        <w:t xml:space="preserve"> and </w:t>
       </w:r>
       <w:r>
         <w:rPr>
@@ -562,16 +794,35 @@
           <w:highlight w:val="yellow"/>
           <w:highlightCs w:val="yellow"/>
         </w:rPr>
-        <w:t xml:space="preserve">Jenkins</w:t>
-      </w:r>
-      <w:r>
-        <w:rPr>
-          <w:rFonts w:ascii="Calibri" w:cs="Calibri" w:eastAsia="Calibri" w:hAnsi="Calibri"/>
-          <w:color w:val="3D4451"/>
-          <w:sz w:val="20"/>
-          <w:szCs w:val="20"/>
-        </w:rPr>
-        <w:t xml:space="preserve"> for </w:t>
+        <w:t xml:space="preserve">Java</w:t>
+      </w:r>
+      <w:r>
+        <w:rPr>
+          <w:rFonts w:ascii="Calibri" w:cs="Calibri" w:eastAsia="Calibri" w:hAnsi="Calibri"/>
+          <w:color w:val="3D4451"/>
+          <w:sz w:val="20"/>
+          <w:szCs w:val="20"/>
+        </w:rPr>
+        <w:t xml:space="preserve">.</w:t>
+      </w:r>
+    </w:p>
+    <w:p>
+      <w:pPr>
+        <w:pStyle w:val="ListParagraph"/>
+        <w:numPr>
+          <w:ilvl w:val="0"/>
+          <w:numId w:val="2"/>
+        </w:numPr>
+        <w:spacing w:after="55" w:line="250"/>
+      </w:pPr>
+      <w:r>
+        <w:rPr>
+          <w:rFonts w:ascii="Calibri" w:cs="Calibri" w:eastAsia="Calibri" w:hAnsi="Calibri"/>
+          <w:color w:val="3D4451"/>
+          <w:sz w:val="20"/>
+          <w:szCs w:val="20"/>
+        </w:rPr>
+        <w:t xml:space="preserve">Use Gradle as the build management tool and </w:t>
       </w:r>
       <w:r>
         <w:rPr>
@@ -582,6 +833,26 @@
           <w:highlight w:val="yellow"/>
           <w:highlightCs w:val="yellow"/>
         </w:rPr>
+        <w:t xml:space="preserve">Jenkins</w:t>
+      </w:r>
+      <w:r>
+        <w:rPr>
+          <w:rFonts w:ascii="Calibri" w:cs="Calibri" w:eastAsia="Calibri" w:hAnsi="Calibri"/>
+          <w:color w:val="3D4451"/>
+          <w:sz w:val="20"/>
+          <w:szCs w:val="20"/>
+        </w:rPr>
+        <w:t xml:space="preserve"> for </w:t>
+      </w:r>
+      <w:r>
+        <w:rPr>
+          <w:rFonts w:ascii="Calibri" w:cs="Calibri" w:eastAsia="Calibri" w:hAnsi="Calibri"/>
+          <w:color w:val="3D4451"/>
+          <w:sz w:val="20"/>
+          <w:szCs w:val="20"/>
+          <w:highlight w:val="yellow"/>
+          <w:highlightCs w:val="yellow"/>
+        </w:rPr>
         <w:t xml:space="preserve">CI/CD</w:t>
       </w:r>
       <w:r>
@@ -610,7 +881,47 @@
           <w:sz w:val="20"/>
           <w:szCs w:val="20"/>
         </w:rPr>
-        <w:t xml:space="preserve">Develop and maintain a test automation framework for web applications using Playwright with TypeScript.</w:t>
+        <w:t xml:space="preserve">Follow </w:t>
+      </w:r>
+      <w:r>
+        <w:rPr>
+          <w:rFonts w:ascii="Calibri" w:cs="Calibri" w:eastAsia="Calibri" w:hAnsi="Calibri"/>
+          <w:color w:val="3D4451"/>
+          <w:sz w:val="20"/>
+          <w:szCs w:val="20"/>
+          <w:highlight w:val="yellow"/>
+          <w:highlightCs w:val="yellow"/>
+        </w:rPr>
+        <w:t xml:space="preserve">Scrum</w:t>
+      </w:r>
+      <w:r>
+        <w:rPr>
+          <w:rFonts w:ascii="Calibri" w:cs="Calibri" w:eastAsia="Calibri" w:hAnsi="Calibri"/>
+          <w:color w:val="3D4451"/>
+          <w:sz w:val="20"/>
+          <w:szCs w:val="20"/>
+        </w:rPr>
+        <w:t xml:space="preserve"> </w:t>
+      </w:r>
+      <w:r>
+        <w:rPr>
+          <w:rFonts w:ascii="Calibri" w:cs="Calibri" w:eastAsia="Calibri" w:hAnsi="Calibri"/>
+          <w:color w:val="3D4451"/>
+          <w:sz w:val="20"/>
+          <w:szCs w:val="20"/>
+          <w:highlight w:val="yellow"/>
+          <w:highlightCs w:val="yellow"/>
+        </w:rPr>
+        <w:t xml:space="preserve">Agile</w:t>
+      </w:r>
+      <w:r>
+        <w:rPr>
+          <w:rFonts w:ascii="Calibri" w:cs="Calibri" w:eastAsia="Calibri" w:hAnsi="Calibri"/>
+          <w:color w:val="3D4451"/>
+          <w:sz w:val="20"/>
+          <w:szCs w:val="20"/>
+        </w:rPr>
+        <w:t xml:space="preserve"> methodology across the team, collaborating with cross-functional teams to reproduce reported bugs and mentoring junior engineers.</w:t>
       </w:r>
     </w:p>
     <w:p>
@@ -649,25 +960,6 @@
           <w:szCs w:val="20"/>
         </w:rPr>
         <w:t xml:space="preserve">Write and maintain test cases for Zertificon applications in the TestRail test case management tool.</w:t>
-      </w:r>
-    </w:p>
-    <w:p>
-      <w:pPr>
-        <w:pStyle w:val="ListParagraph"/>
-        <w:numPr>
-          <w:ilvl w:val="0"/>
-          <w:numId w:val="2"/>
-        </w:numPr>
-        <w:spacing w:after="55" w:line="250"/>
-      </w:pPr>
-      <w:r>
-        <w:rPr>
-          <w:rFonts w:ascii="Calibri" w:cs="Calibri" w:eastAsia="Calibri" w:hAnsi="Calibri"/>
-          <w:color w:val="3D4451"/>
-          <w:sz w:val="20"/>
-          <w:szCs w:val="20"/>
-        </w:rPr>
-        <w:t xml:space="preserve">Follow Scrum Agile methodology across the team, collaborating with cross-functional teams to reproduce reported bugs and mentoring junior engineers.</w:t>
       </w:r>
     </w:p>
     <w:p>
@@ -774,6 +1066,45 @@
           <w:sz w:val="20"/>
           <w:szCs w:val="20"/>
         </w:rPr>
+        <w:t xml:space="preserve">Followed Scrum and Kanban Agile methodology, managing test case preparation, execution, defect tracking, and reporting for the team, leading a team of </w:t>
+      </w:r>
+      <w:r>
+        <w:rPr>
+          <w:rFonts w:ascii="Calibri" w:cs="Calibri" w:eastAsia="Calibri" w:hAnsi="Calibri"/>
+          <w:b/>
+          <w:bCs/>
+          <w:color w:val="B02A1F"/>
+          <w:sz w:val="20"/>
+          <w:szCs w:val="20"/>
+        </w:rPr>
+        <w:t xml:space="preserve">[X]</w:t>
+      </w:r>
+      <w:r>
+        <w:rPr>
+          <w:rFonts w:ascii="Calibri" w:cs="Calibri" w:eastAsia="Calibri" w:hAnsi="Calibri"/>
+          <w:color w:val="3D4451"/>
+          <w:sz w:val="20"/>
+          <w:szCs w:val="20"/>
+        </w:rPr>
+        <w:t xml:space="preserve"> QA and automation engineers.</w:t>
+      </w:r>
+    </w:p>
+    <w:p>
+      <w:pPr>
+        <w:pStyle w:val="ListParagraph"/>
+        <w:numPr>
+          <w:ilvl w:val="0"/>
+          <w:numId w:val="2"/>
+        </w:numPr>
+        <w:spacing w:after="55" w:line="250"/>
+      </w:pPr>
+      <w:r>
+        <w:rPr>
+          <w:rFonts w:ascii="Calibri" w:cs="Calibri" w:eastAsia="Calibri" w:hAnsi="Calibri"/>
+          <w:color w:val="3D4451"/>
+          <w:sz w:val="20"/>
+          <w:szCs w:val="20"/>
+        </w:rPr>
         <w:t xml:space="preserve">Owned testing of the Volkswagen in-car infotainment app "We Experience" for the VW Passat and VW Golf as the sole QA resource on the product.</w:t>
       </w:r>
     </w:p>
@@ -832,45 +1163,6 @@
           <w:szCs w:val="20"/>
         </w:rPr>
         <w:t xml:space="preserve">Wrote test cases for the infotainment car application in the XRay test case management tool and produced daily and weekly status reports.</w:t>
-      </w:r>
-    </w:p>
-    <w:p>
-      <w:pPr>
-        <w:pStyle w:val="ListParagraph"/>
-        <w:numPr>
-          <w:ilvl w:val="0"/>
-          <w:numId w:val="2"/>
-        </w:numPr>
-        <w:spacing w:after="55" w:line="250"/>
-      </w:pPr>
-      <w:r>
-        <w:rPr>
-          <w:rFonts w:ascii="Calibri" w:cs="Calibri" w:eastAsia="Calibri" w:hAnsi="Calibri"/>
-          <w:color w:val="3D4451"/>
-          <w:sz w:val="20"/>
-          <w:szCs w:val="20"/>
-        </w:rPr>
-        <w:t xml:space="preserve">Followed Scrum and Kanban Agile methodology, managing test case preparation, execution, defect tracking, and reporting for the team, leading a team of </w:t>
-      </w:r>
-      <w:r>
-        <w:rPr>
-          <w:rFonts w:ascii="Calibri" w:cs="Calibri" w:eastAsia="Calibri" w:hAnsi="Calibri"/>
-          <w:b/>
-          <w:bCs/>
-          <w:color w:val="B02A1F"/>
-          <w:sz w:val="20"/>
-          <w:szCs w:val="20"/>
-        </w:rPr>
-        <w:t xml:space="preserve">[X]</w:t>
-      </w:r>
-      <w:r>
-        <w:rPr>
-          <w:rFonts w:ascii="Calibri" w:cs="Calibri" w:eastAsia="Calibri" w:hAnsi="Calibri"/>
-          <w:color w:val="3D4451"/>
-          <w:sz w:val="20"/>
-          <w:szCs w:val="20"/>
-        </w:rPr>
-        <w:t xml:space="preserve"> QA and automation engineers.</w:t>
       </w:r>
     </w:p>
     <w:p>
@@ -977,6 +1269,64 @@
           <w:sz w:val="20"/>
           <w:szCs w:val="20"/>
         </w:rPr>
+        <w:t xml:space="preserve">Used Git for version control and worked within </w:t>
+      </w:r>
+      <w:r>
+        <w:rPr>
+          <w:rFonts w:ascii="Calibri" w:cs="Calibri" w:eastAsia="Calibri" w:hAnsi="Calibri"/>
+          <w:color w:val="3D4451"/>
+          <w:sz w:val="20"/>
+          <w:szCs w:val="20"/>
+          <w:highlight w:val="yellow"/>
+          <w:highlightCs w:val="yellow"/>
+        </w:rPr>
+        <w:t xml:space="preserve">AWS</w:t>
+      </w:r>
+      <w:r>
+        <w:rPr>
+          <w:rFonts w:ascii="Calibri" w:cs="Calibri" w:eastAsia="Calibri" w:hAnsi="Calibri"/>
+          <w:color w:val="3D4451"/>
+          <w:sz w:val="20"/>
+          <w:szCs w:val="20"/>
+        </w:rPr>
+        <w:t xml:space="preserve"> infrastructure.</w:t>
+      </w:r>
+    </w:p>
+    <w:p>
+      <w:pPr>
+        <w:pStyle w:val="ListParagraph"/>
+        <w:numPr>
+          <w:ilvl w:val="0"/>
+          <w:numId w:val="2"/>
+        </w:numPr>
+        <w:spacing w:after="55" w:line="250"/>
+      </w:pPr>
+      <w:r>
+        <w:rPr>
+          <w:rFonts w:ascii="Calibri" w:cs="Calibri" w:eastAsia="Calibri" w:hAnsi="Calibri"/>
+          <w:color w:val="3D4451"/>
+          <w:sz w:val="20"/>
+          <w:szCs w:val="20"/>
+        </w:rPr>
+        <w:t xml:space="preserve">Performed the complete testing lifecycle — regression testing of fixed bugs and new builds, sanity testing, and user testing — following Scrum and Kanban.</w:t>
+      </w:r>
+    </w:p>
+    <w:p>
+      <w:pPr>
+        <w:pStyle w:val="ListParagraph"/>
+        <w:numPr>
+          <w:ilvl w:val="0"/>
+          <w:numId w:val="2"/>
+        </w:numPr>
+        <w:spacing w:after="55" w:line="250"/>
+      </w:pPr>
+      <w:r>
+        <w:rPr>
+          <w:rFonts w:ascii="Calibri" w:cs="Calibri" w:eastAsia="Calibri" w:hAnsi="Calibri"/>
+          <w:color w:val="3D4451"/>
+          <w:sz w:val="20"/>
+          <w:szCs w:val="20"/>
+        </w:rPr>
         <w:t xml:space="preserve">Owned testing for all 13 e-commerce shops across Europe as the sole QA engineer.</w:t>
       </w:r>
     </w:p>
@@ -1054,44 +1404,6 @@
           <w:szCs w:val="20"/>
         </w:rPr>
         <w:t xml:space="preserve">Tested backend Magento e-commerce modules and deployed features to test servers for manual and automated testing.</w:t>
-      </w:r>
-    </w:p>
-    <w:p>
-      <w:pPr>
-        <w:pStyle w:val="ListParagraph"/>
-        <w:numPr>
-          <w:ilvl w:val="0"/>
-          <w:numId w:val="2"/>
-        </w:numPr>
-        <w:spacing w:after="55" w:line="250"/>
-      </w:pPr>
-      <w:r>
-        <w:rPr>
-          <w:rFonts w:ascii="Calibri" w:cs="Calibri" w:eastAsia="Calibri" w:hAnsi="Calibri"/>
-          <w:color w:val="3D4451"/>
-          <w:sz w:val="20"/>
-          <w:szCs w:val="20"/>
-        </w:rPr>
-        <w:t xml:space="preserve">Used Git for version control and worked within AWS infrastructure.</w:t>
-      </w:r>
-    </w:p>
-    <w:p>
-      <w:pPr>
-        <w:pStyle w:val="ListParagraph"/>
-        <w:numPr>
-          <w:ilvl w:val="0"/>
-          <w:numId w:val="2"/>
-        </w:numPr>
-        <w:spacing w:after="55" w:line="250"/>
-      </w:pPr>
-      <w:r>
-        <w:rPr>
-          <w:rFonts w:ascii="Calibri" w:cs="Calibri" w:eastAsia="Calibri" w:hAnsi="Calibri"/>
-          <w:color w:val="3D4451"/>
-          <w:sz w:val="20"/>
-          <w:szCs w:val="20"/>
-        </w:rPr>
-        <w:t xml:space="preserve">Performed the complete testing lifecycle — regression testing of fixed bugs and new builds, sanity testing, and user testing — following Scrum and Kanban.</w:t>
       </w:r>
     </w:p>
     <w:p>
@@ -1160,7 +1472,46 @@
           <w:sz w:val="20"/>
           <w:szCs w:val="20"/>
         </w:rPr>
-        <w:t xml:space="preserve">Designed a test automation framework using Selenium with Python in the Page Object Model pattern.</w:t>
+        <w:t xml:space="preserve">Designed a test automation framework using Selenium with </w:t>
+      </w:r>
+      <w:r>
+        <w:rPr>
+          <w:rFonts w:ascii="Calibri" w:cs="Calibri" w:eastAsia="Calibri" w:hAnsi="Calibri"/>
+          <w:color w:val="3D4451"/>
+          <w:sz w:val="20"/>
+          <w:szCs w:val="20"/>
+          <w:highlight w:val="yellow"/>
+          <w:highlightCs w:val="yellow"/>
+        </w:rPr>
+        <w:t xml:space="preserve">Python</w:t>
+      </w:r>
+      <w:r>
+        <w:rPr>
+          <w:rFonts w:ascii="Calibri" w:cs="Calibri" w:eastAsia="Calibri" w:hAnsi="Calibri"/>
+          <w:color w:val="3D4451"/>
+          <w:sz w:val="20"/>
+          <w:szCs w:val="20"/>
+        </w:rPr>
+        <w:t xml:space="preserve"> in the Page Object Model pattern.</w:t>
+      </w:r>
+    </w:p>
+    <w:p>
+      <w:pPr>
+        <w:pStyle w:val="ListParagraph"/>
+        <w:numPr>
+          <w:ilvl w:val="0"/>
+          <w:numId w:val="2"/>
+        </w:numPr>
+        <w:spacing w:after="55" w:line="250"/>
+      </w:pPr>
+      <w:r>
+        <w:rPr>
+          <w:rFonts w:ascii="Calibri" w:cs="Calibri" w:eastAsia="Calibri" w:hAnsi="Calibri"/>
+          <w:color w:val="3D4451"/>
+          <w:sz w:val="20"/>
+          <w:szCs w:val="20"/>
+        </w:rPr>
+        <w:t xml:space="preserve">Wrote automated test scripts for APIs in Python and tested APIs using Postman.</w:t>
       </w:r>
     </w:p>
     <w:p>
@@ -1180,25 +1531,6 @@
           <w:szCs w:val="20"/>
         </w:rPr>
         <w:t xml:space="preserve">Ran Selenium automation scripts using Selenium Grid and performed the complete testing lifecycle — regression, sanity, and user testing — following Agile Scrum.</w:t>
-      </w:r>
-    </w:p>
-    <w:p>
-      <w:pPr>
-        <w:pStyle w:val="ListParagraph"/>
-        <w:numPr>
-          <w:ilvl w:val="0"/>
-          <w:numId w:val="2"/>
-        </w:numPr>
-        <w:spacing w:after="55" w:line="250"/>
-      </w:pPr>
-      <w:r>
-        <w:rPr>
-          <w:rFonts w:ascii="Calibri" w:cs="Calibri" w:eastAsia="Calibri" w:hAnsi="Calibri"/>
-          <w:color w:val="3D4451"/>
-          <w:sz w:val="20"/>
-          <w:szCs w:val="20"/>
-        </w:rPr>
-        <w:t xml:space="preserve">Wrote automated test scripts for APIs in Python and tested APIs using Postman.</w:t>
       </w:r>
     </w:p>
     <w:p>
